--- a/Usecases/Idéation/20250421 - Spectacle.docx
+++ b/Usecases/Idéation/20250421 - Spectacle.docx
@@ -159,13 +159,15 @@
         </w:rPr>
         <w:t>à découvrir tes talents d’</w:t>
       </w:r>
-      <w:r>
-        <w:rPr>
-          <w:b/>
-          <w:lang w:val="fr-BE"/>
-        </w:rPr>
-        <w:t>improvisation écrite</w:t>
-      </w:r>
+      <w:proofErr w:type="spellStart"/>
+      <w:r>
+        <w:rPr>
+          <w:b/>
+          <w:lang w:val="fr-BE"/>
+        </w:rPr>
+        <w:t>écrivain.e</w:t>
+      </w:r>
+      <w:proofErr w:type="spellEnd"/>
       <w:r>
         <w:rPr>
           <w:b/>
@@ -187,8 +189,739 @@
           <w:lang w:val="fr-BE"/>
         </w:rPr>
       </w:pPr>
+    </w:p>
+    <w:p>
+      <w:pPr>
+        <w:spacing w:after="0"/>
+        <w:rPr>
+          <w:lang w:val="fr-BE"/>
+        </w:rPr>
+      </w:pPr>
+      <w:r>
+        <w:rPr>
+          <w:lang w:val="fr-BE"/>
+        </w:rPr>
+        <w:t>- être à deux, un homme, une femme</w:t>
+      </w:r>
+    </w:p>
+    <w:p>
+      <w:pPr>
+        <w:spacing w:after="0"/>
+        <w:rPr>
+          <w:lang w:val="fr-BE"/>
+        </w:rPr>
+      </w:pPr>
+      <w:r>
+        <w:rPr>
+          <w:lang w:val="fr-BE"/>
+        </w:rPr>
+        <w:t>- fonctionner en différentes phases, avec différents déguisement et énergie</w:t>
+      </w:r>
+    </w:p>
+    <w:p>
+      <w:pPr>
+        <w:spacing w:after="0"/>
+        <w:rPr>
+          <w:lang w:val="fr-BE"/>
+        </w:rPr>
+      </w:pPr>
+      <w:r>
+        <w:rPr>
+          <w:lang w:val="fr-BE"/>
+        </w:rPr>
+        <w:tab/>
+      </w:r>
+      <w:proofErr w:type="spellStart"/>
+      <w:r>
+        <w:rPr>
+          <w:lang w:val="fr-BE"/>
+        </w:rPr>
+        <w:t>E.g</w:t>
+      </w:r>
+      <w:proofErr w:type="spellEnd"/>
+      <w:r>
+        <w:rPr>
+          <w:lang w:val="fr-BE"/>
+        </w:rPr>
+        <w:t>. timides et maladroits au début, puis sportifs et plein d'énergie, puis puissants avec cigares et costumes, puis intello critique etc.</w:t>
+      </w:r>
+    </w:p>
+    <w:p>
+      <w:pPr>
+        <w:spacing w:after="0"/>
+        <w:rPr>
+          <w:lang w:val="fr-BE"/>
+        </w:rPr>
+      </w:pPr>
+      <w:r>
+        <w:rPr>
+          <w:lang w:val="fr-BE"/>
+        </w:rPr>
+        <w:tab/>
+        <w:t>-&gt; se mettre au niveau du public</w:t>
+      </w:r>
+    </w:p>
+    <w:p>
+      <w:pPr>
+        <w:spacing w:after="0"/>
+        <w:rPr>
+          <w:lang w:val="fr-BE"/>
+        </w:rPr>
+      </w:pPr>
+      <w:r>
+        <w:rPr>
+          <w:lang w:val="fr-BE"/>
+        </w:rPr>
+        <w:t xml:space="preserve">- Début de </w:t>
+      </w:r>
+      <w:proofErr w:type="gramStart"/>
+      <w:r>
+        <w:rPr>
+          <w:lang w:val="fr-BE"/>
+        </w:rPr>
+        <w:t>spectacle:</w:t>
+      </w:r>
+      <w:proofErr w:type="gramEnd"/>
+      <w:r>
+        <w:rPr>
+          <w:lang w:val="fr-BE"/>
+        </w:rPr>
+        <w:t xml:space="preserve"> "Bonjour." "Improvisez un poème sur une chaise." -&gt; </w:t>
+      </w:r>
+      <w:proofErr w:type="spellStart"/>
+      <w:proofErr w:type="gramStart"/>
+      <w:r>
+        <w:rPr>
+          <w:lang w:val="fr-BE"/>
+        </w:rPr>
+        <w:t>ca</w:t>
+      </w:r>
+      <w:proofErr w:type="spellEnd"/>
+      <w:proofErr w:type="gramEnd"/>
+      <w:r>
+        <w:rPr>
+          <w:lang w:val="fr-BE"/>
+        </w:rPr>
+        <w:t xml:space="preserve"> ne marche pas. </w:t>
+      </w:r>
+    </w:p>
+    <w:p>
+      <w:pPr>
+        <w:spacing w:after="0"/>
+        <w:rPr>
+          <w:lang w:val="fr-BE"/>
+        </w:rPr>
+      </w:pPr>
+      <w:r>
+        <w:rPr>
+          <w:lang w:val="fr-BE"/>
+        </w:rPr>
+        <w:tab/>
+        <w:t xml:space="preserve">Il va encore falloir installer l'application. -&gt; musique </w:t>
+      </w:r>
+      <w:proofErr w:type="spellStart"/>
+      <w:r>
+        <w:rPr>
+          <w:lang w:val="fr-BE"/>
+        </w:rPr>
+        <w:t>Yumeji's</w:t>
+      </w:r>
+      <w:proofErr w:type="spellEnd"/>
+      <w:r>
+        <w:rPr>
+          <w:lang w:val="fr-BE"/>
+        </w:rPr>
+        <w:t xml:space="preserve"> </w:t>
+      </w:r>
+      <w:proofErr w:type="spellStart"/>
+      <w:r>
+        <w:rPr>
+          <w:lang w:val="fr-BE"/>
+        </w:rPr>
+        <w:t>theme</w:t>
+      </w:r>
+      <w:proofErr w:type="spellEnd"/>
+      <w:r>
+        <w:rPr>
+          <w:lang w:val="fr-BE"/>
+        </w:rPr>
+        <w:t xml:space="preserve"> In the </w:t>
+      </w:r>
+      <w:proofErr w:type="spellStart"/>
+      <w:r>
+        <w:rPr>
+          <w:lang w:val="fr-BE"/>
+        </w:rPr>
+        <w:t>mood</w:t>
+      </w:r>
+      <w:proofErr w:type="spellEnd"/>
+      <w:r>
+        <w:rPr>
+          <w:lang w:val="fr-BE"/>
+        </w:rPr>
+        <w:t xml:space="preserve"> for love</w:t>
+      </w:r>
+    </w:p>
+    <w:p>
+      <w:pPr>
+        <w:spacing w:after="0"/>
+        <w:rPr>
+          <w:lang w:val="fr-BE"/>
+        </w:rPr>
+      </w:pPr>
+      <w:r>
+        <w:rPr>
+          <w:lang w:val="fr-BE"/>
+        </w:rPr>
+        <w:tab/>
+      </w:r>
+      <w:proofErr w:type="spellStart"/>
+      <w:proofErr w:type="gramStart"/>
+      <w:r>
+        <w:rPr>
+          <w:lang w:val="fr-BE"/>
+        </w:rPr>
+        <w:t>bcp</w:t>
+      </w:r>
+      <w:proofErr w:type="spellEnd"/>
+      <w:proofErr w:type="gramEnd"/>
+      <w:r>
+        <w:rPr>
+          <w:lang w:val="fr-BE"/>
+        </w:rPr>
+        <w:t xml:space="preserve"> de discussions entre les deux </w:t>
+      </w:r>
+      <w:proofErr w:type="spellStart"/>
+      <w:r>
+        <w:rPr>
+          <w:lang w:val="fr-BE"/>
+        </w:rPr>
+        <w:t>acteur.ice.s</w:t>
+      </w:r>
+      <w:proofErr w:type="spellEnd"/>
+      <w:r>
+        <w:rPr>
+          <w:lang w:val="fr-BE"/>
+        </w:rPr>
+        <w:t xml:space="preserve"> sur comment installer les choses, avec parfois un regard un peu vide vers le public</w:t>
+      </w:r>
+    </w:p>
+    <w:p>
+      <w:pPr>
+        <w:spacing w:after="0"/>
+        <w:rPr>
+          <w:lang w:val="fr-BE"/>
+        </w:rPr>
+      </w:pPr>
+    </w:p>
+    <w:p>
+      <w:pPr>
+        <w:pStyle w:val="Heading1"/>
+        <w:rPr>
+          <w:shd w:val="clear" w:color="auto" w:fill="FFFFFF"/>
+          <w:lang w:val="fr-BE"/>
+        </w:rPr>
+      </w:pPr>
+      <w:r>
+        <w:rPr>
+          <w:shd w:val="clear" w:color="auto" w:fill="FFFFFF"/>
+          <w:lang w:val="fr-BE"/>
+        </w:rPr>
+        <w:t>Phase 1 - apprentis</w:t>
+      </w:r>
+    </w:p>
+    <w:p>
+      <w:pPr>
+        <w:rPr>
+          <w:rFonts w:ascii="Arial" w:hAnsi="Arial" w:cs="Arial"/>
+          <w:color w:val="202124"/>
+          <w:spacing w:val="2"/>
+          <w:shd w:val="clear" w:color="auto" w:fill="FFFFFF"/>
+          <w:lang w:val="fr-BE"/>
+        </w:rPr>
+      </w:pPr>
+      <w:r>
+        <w:rPr>
+          <w:rFonts w:ascii="Arial" w:hAnsi="Arial" w:cs="Arial"/>
+          <w:color w:val="202124"/>
+          <w:spacing w:val="2"/>
+          <w:shd w:val="clear" w:color="auto" w:fill="FFFFFF"/>
+          <w:lang w:val="fr-BE"/>
+        </w:rPr>
+        <w:t>Reproduire un texte (fable de la fontaine, discours, règlement du spectacle)</w:t>
+      </w:r>
+    </w:p>
+    <w:p>
+      <w:pPr>
+        <w:pStyle w:val="Heading1"/>
+        <w:rPr>
+          <w:shd w:val="clear" w:color="auto" w:fill="FFFFFF"/>
+          <w:lang w:val="fr-BE"/>
+        </w:rPr>
+      </w:pPr>
+      <w:r>
+        <w:rPr>
+          <w:shd w:val="clear" w:color="auto" w:fill="FFFFFF"/>
+          <w:lang w:val="fr-BE"/>
+        </w:rPr>
+        <w:t>Phase 2 - sportifs</w:t>
+      </w:r>
+    </w:p>
+    <w:p>
+      <w:pPr>
+        <w:rPr>
+          <w:rFonts w:ascii="Arial" w:hAnsi="Arial" w:cs="Arial"/>
+          <w:color w:val="202124"/>
+          <w:spacing w:val="2"/>
+          <w:shd w:val="clear" w:color="auto" w:fill="FFFFFF"/>
+          <w:lang w:val="fr-BE"/>
+        </w:rPr>
+      </w:pPr>
+      <w:r>
+        <w:rPr>
+          <w:rFonts w:ascii="Arial" w:hAnsi="Arial" w:cs="Arial"/>
+          <w:color w:val="202124"/>
+          <w:spacing w:val="2"/>
+          <w:shd w:val="clear" w:color="auto" w:fill="FFFFFF"/>
+          <w:lang w:val="fr-BE"/>
+        </w:rPr>
+        <w:t>Ecrivez une histoire qui a le moins de sens possible (rapidité !)</w:t>
+      </w:r>
+    </w:p>
+    <w:p>
+      <w:pPr>
+        <w:rPr>
+          <w:rFonts w:ascii="Arial" w:hAnsi="Arial" w:cs="Arial"/>
+          <w:color w:val="202124"/>
+          <w:spacing w:val="2"/>
+          <w:shd w:val="clear" w:color="auto" w:fill="FFFFFF"/>
+          <w:lang w:val="fr-BE"/>
+        </w:rPr>
+      </w:pPr>
+      <w:r>
+        <w:rPr>
+          <w:rFonts w:ascii="Arial" w:hAnsi="Arial" w:cs="Arial"/>
+          <w:color w:val="202124"/>
+          <w:spacing w:val="2"/>
+          <w:shd w:val="clear" w:color="auto" w:fill="FFFFFF"/>
+          <w:lang w:val="fr-BE"/>
+        </w:rPr>
+        <w:t>Ecrivez une histoire qui a le p</w:t>
+      </w:r>
+      <w:r>
+        <w:rPr>
+          <w:rFonts w:ascii="Arial" w:hAnsi="Arial" w:cs="Arial"/>
+          <w:color w:val="202124"/>
+          <w:spacing w:val="2"/>
+          <w:shd w:val="clear" w:color="auto" w:fill="FFFFFF"/>
+          <w:lang w:val="fr-BE"/>
+        </w:rPr>
+        <w:t>lus de sens possible (lenteur, bien réfléchir</w:t>
+      </w:r>
+      <w:r>
+        <w:rPr>
+          <w:rFonts w:ascii="Arial" w:hAnsi="Arial" w:cs="Arial"/>
+          <w:color w:val="202124"/>
+          <w:spacing w:val="2"/>
+          <w:shd w:val="clear" w:color="auto" w:fill="FFFFFF"/>
+          <w:lang w:val="fr-BE"/>
+        </w:rPr>
+        <w:t>)</w:t>
+      </w:r>
+    </w:p>
+    <w:p>
+      <w:pPr>
+        <w:pStyle w:val="Heading1"/>
+        <w:rPr>
+          <w:shd w:val="clear" w:color="auto" w:fill="FFFFFF"/>
+          <w:lang w:val="fr-BE"/>
+        </w:rPr>
+      </w:pPr>
+      <w:r>
+        <w:rPr>
+          <w:shd w:val="clear" w:color="auto" w:fill="FFFFFF"/>
+          <w:lang w:val="fr-BE"/>
+        </w:rPr>
+        <w:t>Phase 3 - artistes</w:t>
+      </w:r>
+    </w:p>
+    <w:p>
+      <w:pPr>
+        <w:rPr>
+          <w:rFonts w:ascii="Arial" w:hAnsi="Arial" w:cs="Arial"/>
+          <w:color w:val="202124"/>
+          <w:spacing w:val="2"/>
+          <w:shd w:val="clear" w:color="auto" w:fill="FFFFFF"/>
+          <w:lang w:val="fr-BE"/>
+        </w:rPr>
+      </w:pPr>
+      <w:r>
+        <w:rPr>
+          <w:rFonts w:ascii="Arial" w:hAnsi="Arial" w:cs="Arial"/>
+          <w:color w:val="202124"/>
+          <w:spacing w:val="2"/>
+          <w:shd w:val="clear" w:color="auto" w:fill="FFFFFF"/>
+          <w:lang w:val="fr-BE"/>
+        </w:rPr>
+        <w:t xml:space="preserve">Texte libre inspiré par la musique (playlist clown mode </w:t>
+      </w:r>
+      <w:proofErr w:type="spellStart"/>
+      <w:r>
+        <w:rPr>
+          <w:rFonts w:ascii="Arial" w:hAnsi="Arial" w:cs="Arial"/>
+          <w:color w:val="202124"/>
+          <w:spacing w:val="2"/>
+          <w:shd w:val="clear" w:color="auto" w:fill="FFFFFF"/>
+          <w:lang w:val="fr-BE"/>
+        </w:rPr>
+        <w:t>aleatoire</w:t>
+      </w:r>
+      <w:proofErr w:type="spellEnd"/>
+      <w:r>
+        <w:rPr>
+          <w:rFonts w:ascii="Arial" w:hAnsi="Arial" w:cs="Arial"/>
+          <w:color w:val="202124"/>
+          <w:spacing w:val="2"/>
+          <w:shd w:val="clear" w:color="auto" w:fill="FFFFFF"/>
+          <w:lang w:val="fr-BE"/>
+        </w:rPr>
+        <w:t>)</w:t>
+      </w:r>
+    </w:p>
+    <w:p>
+      <w:pPr>
+        <w:rPr>
+          <w:rFonts w:ascii="Arial" w:hAnsi="Arial" w:cs="Arial"/>
+          <w:color w:val="202124"/>
+          <w:spacing w:val="2"/>
+          <w:shd w:val="clear" w:color="auto" w:fill="FFFFFF"/>
+          <w:lang w:val="fr-BE"/>
+        </w:rPr>
+      </w:pPr>
+      <w:r>
+        <w:rPr>
+          <w:rFonts w:ascii="Arial" w:hAnsi="Arial" w:cs="Arial"/>
+          <w:color w:val="202124"/>
+          <w:spacing w:val="2"/>
+          <w:shd w:val="clear" w:color="auto" w:fill="FFFFFF"/>
+          <w:lang w:val="fr-BE"/>
+        </w:rPr>
+        <w:t xml:space="preserve">Reproduire à sa sauce (peut mélanger du FR et du EN) le fameux discours de Martin Luther King : « I have a </w:t>
+      </w:r>
+      <w:proofErr w:type="spellStart"/>
+      <w:r>
+        <w:rPr>
+          <w:rFonts w:ascii="Arial" w:hAnsi="Arial" w:cs="Arial"/>
+          <w:color w:val="202124"/>
+          <w:spacing w:val="2"/>
+          <w:shd w:val="clear" w:color="auto" w:fill="FFFFFF"/>
+          <w:lang w:val="fr-BE"/>
+        </w:rPr>
+        <w:t>dream</w:t>
+      </w:r>
+      <w:proofErr w:type="spellEnd"/>
+      <w:r>
+        <w:rPr>
+          <w:rFonts w:ascii="Arial" w:hAnsi="Arial" w:cs="Arial"/>
+          <w:color w:val="202124"/>
+          <w:spacing w:val="2"/>
+          <w:shd w:val="clear" w:color="auto" w:fill="FFFFFF"/>
+          <w:lang w:val="fr-BE"/>
+        </w:rPr>
+        <w:t xml:space="preserve"> ! »</w:t>
+      </w:r>
+    </w:p>
+    <w:p>
+      <w:pPr>
+        <w:rPr>
+          <w:rFonts w:ascii="Arial" w:hAnsi="Arial" w:cs="Arial"/>
+          <w:color w:val="202124"/>
+          <w:spacing w:val="2"/>
+          <w:shd w:val="clear" w:color="auto" w:fill="FFFFFF"/>
+          <w:lang w:val="fr-BE"/>
+        </w:rPr>
+      </w:pPr>
+      <w:r>
+        <w:rPr>
+          <w:rFonts w:ascii="Arial" w:hAnsi="Arial" w:cs="Arial"/>
+          <w:color w:val="202124"/>
+          <w:spacing w:val="2"/>
+          <w:shd w:val="clear" w:color="auto" w:fill="FFFFFF"/>
+          <w:lang w:val="fr-BE"/>
+        </w:rPr>
+        <w:t>Ecrivez une histoire qui commence par « J’ai peur des pages blanches ».</w:t>
+      </w:r>
+    </w:p>
+    <w:p>
+      <w:pPr>
+        <w:rPr>
+          <w:rFonts w:ascii="Arial" w:hAnsi="Arial" w:cs="Arial"/>
+          <w:color w:val="202124"/>
+          <w:spacing w:val="2"/>
+          <w:shd w:val="clear" w:color="auto" w:fill="FFFFFF"/>
+          <w:lang w:val="fr-BE"/>
+        </w:rPr>
+      </w:pPr>
+    </w:p>
+    <w:p>
+      <w:pPr>
+        <w:pStyle w:val="Heading1"/>
+        <w:rPr>
+          <w:shd w:val="clear" w:color="auto" w:fill="FFFFFF"/>
+          <w:lang w:val="fr-BE"/>
+        </w:rPr>
+      </w:pPr>
+      <w:r>
+        <w:rPr>
+          <w:shd w:val="clear" w:color="auto" w:fill="FFFFFF"/>
+          <w:lang w:val="fr-BE"/>
+        </w:rPr>
+        <w:t>Phase 4 - puissants</w:t>
+      </w:r>
+    </w:p>
+    <w:p>
+      <w:pPr>
+        <w:rPr>
+          <w:rFonts w:ascii="Arial" w:hAnsi="Arial" w:cs="Arial"/>
+          <w:color w:val="202124"/>
+          <w:spacing w:val="2"/>
+          <w:shd w:val="clear" w:color="auto" w:fill="FFFFFF"/>
+          <w:lang w:val="fr-BE"/>
+        </w:rPr>
+      </w:pPr>
+      <w:r>
+        <w:rPr>
+          <w:rFonts w:ascii="Arial" w:hAnsi="Arial" w:cs="Arial"/>
+          <w:color w:val="202124"/>
+          <w:spacing w:val="2"/>
+          <w:shd w:val="clear" w:color="auto" w:fill="FFFFFF"/>
+          <w:lang w:val="fr-BE"/>
+        </w:rPr>
+        <w:t xml:space="preserve">Jeu de </w:t>
+      </w:r>
+      <w:proofErr w:type="spellStart"/>
+      <w:proofErr w:type="gramStart"/>
+      <w:r>
+        <w:rPr>
+          <w:rFonts w:ascii="Arial" w:hAnsi="Arial" w:cs="Arial"/>
+          <w:color w:val="202124"/>
+          <w:spacing w:val="2"/>
+          <w:shd w:val="clear" w:color="auto" w:fill="FFFFFF"/>
+          <w:lang w:val="fr-BE"/>
+        </w:rPr>
+        <w:t>role</w:t>
+      </w:r>
+      <w:proofErr w:type="spellEnd"/>
+      <w:r>
+        <w:rPr>
+          <w:rFonts w:ascii="Arial" w:hAnsi="Arial" w:cs="Arial"/>
+          <w:color w:val="202124"/>
+          <w:spacing w:val="2"/>
+          <w:shd w:val="clear" w:color="auto" w:fill="FFFFFF"/>
+          <w:lang w:val="fr-BE"/>
+        </w:rPr>
+        <w:t>:</w:t>
+      </w:r>
+      <w:proofErr w:type="gramEnd"/>
+      <w:r>
+        <w:rPr>
+          <w:rFonts w:ascii="Arial" w:hAnsi="Arial" w:cs="Arial"/>
+          <w:color w:val="202124"/>
+          <w:spacing w:val="2"/>
+          <w:shd w:val="clear" w:color="auto" w:fill="FFFFFF"/>
+          <w:lang w:val="fr-BE"/>
+        </w:rPr>
+        <w:t xml:space="preserve"> vous faites parties des 10 personnes les plus puissantes de ce mo</w:t>
+      </w:r>
       <w:bookmarkStart w:id="0" w:name="_GoBack"/>
       <w:bookmarkEnd w:id="0"/>
+      <w:r>
+        <w:rPr>
+          <w:rFonts w:ascii="Arial" w:hAnsi="Arial" w:cs="Arial"/>
+          <w:color w:val="202124"/>
+          <w:spacing w:val="2"/>
+          <w:shd w:val="clear" w:color="auto" w:fill="FFFFFF"/>
+          <w:lang w:val="fr-BE"/>
+        </w:rPr>
+        <w:t xml:space="preserve">nde. Ces 10 personnes sont réunies pour </w:t>
+      </w:r>
+      <w:r>
+        <w:rPr>
+          <w:rFonts w:ascii="Arial" w:hAnsi="Arial" w:cs="Arial"/>
+          <w:color w:val="202124"/>
+          <w:spacing w:val="2"/>
+          <w:shd w:val="clear" w:color="auto" w:fill="FFFFFF"/>
+          <w:lang w:val="fr-BE"/>
+        </w:rPr>
+        <w:t>discuter de leurs stratégies</w:t>
+      </w:r>
+      <w:r>
+        <w:rPr>
+          <w:rFonts w:ascii="Arial" w:hAnsi="Arial" w:cs="Arial"/>
+          <w:color w:val="202124"/>
+          <w:spacing w:val="2"/>
+          <w:shd w:val="clear" w:color="auto" w:fill="FFFFFF"/>
+          <w:lang w:val="fr-BE"/>
+        </w:rPr>
+        <w:t xml:space="preserve">. </w:t>
+      </w:r>
+      <w:r>
+        <w:rPr>
+          <w:rFonts w:ascii="Arial" w:hAnsi="Arial" w:cs="Arial"/>
+          <w:color w:val="202124"/>
+          <w:spacing w:val="2"/>
+          <w:shd w:val="clear" w:color="auto" w:fill="FFFFFF"/>
+          <w:lang w:val="fr-BE"/>
+        </w:rPr>
+        <w:t>Transcrivez la</w:t>
+      </w:r>
+      <w:r>
+        <w:rPr>
+          <w:rFonts w:ascii="Arial" w:hAnsi="Arial" w:cs="Arial"/>
+          <w:color w:val="202124"/>
+          <w:spacing w:val="2"/>
+          <w:shd w:val="clear" w:color="auto" w:fill="FFFFFF"/>
+          <w:lang w:val="fr-BE"/>
+        </w:rPr>
+        <w:t xml:space="preserve"> </w:t>
+      </w:r>
+      <w:proofErr w:type="spellStart"/>
+      <w:r>
+        <w:rPr>
+          <w:rFonts w:ascii="Arial" w:hAnsi="Arial" w:cs="Arial"/>
+          <w:color w:val="202124"/>
+          <w:spacing w:val="2"/>
+          <w:shd w:val="clear" w:color="auto" w:fill="FFFFFF"/>
+          <w:lang w:val="fr-BE"/>
+        </w:rPr>
+        <w:t>reunion</w:t>
+      </w:r>
+      <w:proofErr w:type="spellEnd"/>
+      <w:r>
+        <w:rPr>
+          <w:rFonts w:ascii="Arial" w:hAnsi="Arial" w:cs="Arial"/>
+          <w:color w:val="202124"/>
+          <w:spacing w:val="2"/>
+          <w:shd w:val="clear" w:color="auto" w:fill="FFFFFF"/>
+          <w:lang w:val="fr-BE"/>
+        </w:rPr>
+        <w:t>.</w:t>
+      </w:r>
+    </w:p>
+    <w:p>
+      <w:pPr>
+        <w:rPr>
+          <w:rFonts w:ascii="Arial" w:hAnsi="Arial" w:cs="Arial"/>
+          <w:color w:val="202124"/>
+          <w:spacing w:val="2"/>
+          <w:shd w:val="clear" w:color="auto" w:fill="FFFFFF"/>
+          <w:lang w:val="fr-BE"/>
+        </w:rPr>
+      </w:pPr>
+    </w:p>
+    <w:p>
+      <w:pPr>
+        <w:rPr>
+          <w:rFonts w:ascii="Arial" w:hAnsi="Arial" w:cs="Arial"/>
+          <w:color w:val="202124"/>
+          <w:spacing w:val="2"/>
+          <w:shd w:val="clear" w:color="auto" w:fill="FFFFFF"/>
+          <w:lang w:val="fr-BE"/>
+        </w:rPr>
+      </w:pPr>
+      <w:r>
+        <w:rPr>
+          <w:rFonts w:ascii="Arial" w:hAnsi="Arial" w:cs="Arial"/>
+          <w:color w:val="202124"/>
+          <w:spacing w:val="2"/>
+          <w:shd w:val="clear" w:color="auto" w:fill="FFFFFF"/>
+          <w:lang w:val="fr-BE"/>
+        </w:rPr>
+        <w:t>Ecrivez une lettre de licenciement a votre bouilloire</w:t>
+      </w:r>
+    </w:p>
+    <w:p>
+      <w:pPr>
+        <w:rPr>
+          <w:rFonts w:ascii="Arial" w:hAnsi="Arial" w:cs="Arial"/>
+          <w:color w:val="202124"/>
+          <w:spacing w:val="2"/>
+          <w:shd w:val="clear" w:color="auto" w:fill="FFFFFF"/>
+          <w:lang w:val="fr-BE"/>
+        </w:rPr>
+      </w:pPr>
+    </w:p>
+    <w:p>
+      <w:pPr>
+        <w:pStyle w:val="Heading1"/>
+        <w:rPr>
+          <w:shd w:val="clear" w:color="auto" w:fill="FFFFFF"/>
+          <w:lang w:val="fr-BE"/>
+        </w:rPr>
+      </w:pPr>
+      <w:r>
+        <w:rPr>
+          <w:shd w:val="clear" w:color="auto" w:fill="FFFFFF"/>
+          <w:lang w:val="fr-BE"/>
+        </w:rPr>
+        <w:t>Phase 5 – critiques</w:t>
+      </w:r>
+    </w:p>
+    <w:p>
+      <w:pPr>
+        <w:rPr>
+          <w:rFonts w:ascii="Arial" w:hAnsi="Arial" w:cs="Arial"/>
+          <w:color w:val="202124"/>
+          <w:spacing w:val="2"/>
+          <w:shd w:val="clear" w:color="auto" w:fill="FFFFFF"/>
+          <w:lang w:val="fr-BE"/>
+        </w:rPr>
+      </w:pPr>
+      <w:r>
+        <w:rPr>
+          <w:rFonts w:ascii="Arial" w:hAnsi="Arial" w:cs="Arial"/>
+          <w:color w:val="202124"/>
+          <w:spacing w:val="2"/>
+          <w:shd w:val="clear" w:color="auto" w:fill="FFFFFF"/>
+          <w:lang w:val="fr-BE"/>
+        </w:rPr>
+        <w:t>Feedback et ressentis de fin de session</w:t>
+      </w:r>
+      <w:r>
+        <w:rPr>
+          <w:rFonts w:ascii="Arial" w:hAnsi="Arial" w:cs="Arial"/>
+          <w:color w:val="202124"/>
+          <w:spacing w:val="2"/>
+          <w:shd w:val="clear" w:color="auto" w:fill="FFFFFF"/>
+          <w:lang w:val="fr-BE"/>
+        </w:rPr>
+        <w:t xml:space="preserve"> ((1) très sévère mais constructif et (2) idéaliste voir utopique)</w:t>
+      </w:r>
+    </w:p>
+    <w:p>
+      <w:pPr>
+        <w:rPr>
+          <w:lang w:val="fr-BE"/>
+        </w:rPr>
+      </w:pPr>
+      <w:r>
+        <w:rPr>
+          <w:rFonts w:ascii="Arial" w:hAnsi="Arial" w:cs="Arial"/>
+          <w:color w:val="202124"/>
+          <w:spacing w:val="2"/>
+          <w:shd w:val="clear" w:color="auto" w:fill="FFFFFF"/>
+          <w:lang w:val="fr-BE"/>
+        </w:rPr>
+        <w:lastRenderedPageBreak/>
+        <w:t>Un exercice d’écriture pour le prochain groupe</w:t>
+      </w:r>
+    </w:p>
+    <w:p>
+      <w:pPr>
+        <w:rPr>
+          <w:lang w:val="fr-BE"/>
+        </w:rPr>
+      </w:pPr>
     </w:p>
     <w:p>
       <w:pPr>
@@ -197,214 +930,6 @@
           <w:lang w:val="fr-BE"/>
         </w:rPr>
       </w:pPr>
-      <w:r>
-        <w:rPr>
-          <w:lang w:val="fr-BE"/>
-        </w:rPr>
-        <w:t>- être à deux, un homme, une femme</w:t>
-      </w:r>
-    </w:p>
-    <w:p>
-      <w:pPr>
-        <w:spacing w:after="0"/>
-        <w:rPr>
-          <w:lang w:val="fr-BE"/>
-        </w:rPr>
-      </w:pPr>
-      <w:r>
-        <w:rPr>
-          <w:lang w:val="fr-BE"/>
-        </w:rPr>
-        <w:t>- fonctionner en différentes phases, avec différents déguisement et énergie</w:t>
-      </w:r>
-    </w:p>
-    <w:p>
-      <w:pPr>
-        <w:spacing w:after="0"/>
-        <w:rPr>
-          <w:lang w:val="fr-BE"/>
-        </w:rPr>
-      </w:pPr>
-      <w:r>
-        <w:rPr>
-          <w:lang w:val="fr-BE"/>
-        </w:rPr>
-        <w:tab/>
-      </w:r>
-      <w:proofErr w:type="spellStart"/>
-      <w:r>
-        <w:rPr>
-          <w:lang w:val="fr-BE"/>
-        </w:rPr>
-        <w:t>E.g</w:t>
-      </w:r>
-      <w:proofErr w:type="spellEnd"/>
-      <w:r>
-        <w:rPr>
-          <w:lang w:val="fr-BE"/>
-        </w:rPr>
-        <w:t>. timides et maladroits au début, puis sportifs et plein d'énergie, puis puissants avec cigares et costumes, puis intello critique etc.</w:t>
-      </w:r>
-    </w:p>
-    <w:p>
-      <w:pPr>
-        <w:spacing w:after="0"/>
-        <w:rPr>
-          <w:lang w:val="fr-BE"/>
-        </w:rPr>
-      </w:pPr>
-      <w:r>
-        <w:rPr>
-          <w:lang w:val="fr-BE"/>
-        </w:rPr>
-        <w:tab/>
-        <w:t>-&gt; se mettre au niveau du public</w:t>
-      </w:r>
-    </w:p>
-    <w:p>
-      <w:pPr>
-        <w:spacing w:after="0"/>
-        <w:rPr>
-          <w:lang w:val="fr-BE"/>
-        </w:rPr>
-      </w:pPr>
-      <w:r>
-        <w:rPr>
-          <w:lang w:val="fr-BE"/>
-        </w:rPr>
-        <w:t xml:space="preserve">- Début de </w:t>
-      </w:r>
-      <w:proofErr w:type="gramStart"/>
-      <w:r>
-        <w:rPr>
-          <w:lang w:val="fr-BE"/>
-        </w:rPr>
-        <w:t>spectacle:</w:t>
-      </w:r>
-      <w:proofErr w:type="gramEnd"/>
-      <w:r>
-        <w:rPr>
-          <w:lang w:val="fr-BE"/>
-        </w:rPr>
-        <w:t xml:space="preserve"> "Bonjour." "Improvisez un poème sur une chaise." -&gt; </w:t>
-      </w:r>
-      <w:proofErr w:type="spellStart"/>
-      <w:proofErr w:type="gramStart"/>
-      <w:r>
-        <w:rPr>
-          <w:lang w:val="fr-BE"/>
-        </w:rPr>
-        <w:t>ca</w:t>
-      </w:r>
-      <w:proofErr w:type="spellEnd"/>
-      <w:proofErr w:type="gramEnd"/>
-      <w:r>
-        <w:rPr>
-          <w:lang w:val="fr-BE"/>
-        </w:rPr>
-        <w:t xml:space="preserve"> ne marche pas. </w:t>
-      </w:r>
-    </w:p>
-    <w:p>
-      <w:pPr>
-        <w:spacing w:after="0"/>
-        <w:rPr>
-          <w:lang w:val="fr-BE"/>
-        </w:rPr>
-      </w:pPr>
-      <w:r>
-        <w:rPr>
-          <w:lang w:val="fr-BE"/>
-        </w:rPr>
-        <w:tab/>
-        <w:t xml:space="preserve">Il va encore falloir installer l'application. -&gt; musique </w:t>
-      </w:r>
-      <w:proofErr w:type="spellStart"/>
-      <w:r>
-        <w:rPr>
-          <w:lang w:val="fr-BE"/>
-        </w:rPr>
-        <w:t>Yumeji's</w:t>
-      </w:r>
-      <w:proofErr w:type="spellEnd"/>
-      <w:r>
-        <w:rPr>
-          <w:lang w:val="fr-BE"/>
-        </w:rPr>
-        <w:t xml:space="preserve"> </w:t>
-      </w:r>
-      <w:proofErr w:type="spellStart"/>
-      <w:r>
-        <w:rPr>
-          <w:lang w:val="fr-BE"/>
-        </w:rPr>
-        <w:t>theme</w:t>
-      </w:r>
-      <w:proofErr w:type="spellEnd"/>
-      <w:r>
-        <w:rPr>
-          <w:lang w:val="fr-BE"/>
-        </w:rPr>
-        <w:t xml:space="preserve"> In the </w:t>
-      </w:r>
-      <w:proofErr w:type="spellStart"/>
-      <w:r>
-        <w:rPr>
-          <w:lang w:val="fr-BE"/>
-        </w:rPr>
-        <w:t>mood</w:t>
-      </w:r>
-      <w:proofErr w:type="spellEnd"/>
-      <w:r>
-        <w:rPr>
-          <w:lang w:val="fr-BE"/>
-        </w:rPr>
-        <w:t xml:space="preserve"> for love</w:t>
-      </w:r>
-    </w:p>
-    <w:p>
-      <w:pPr>
-        <w:spacing w:after="0"/>
-        <w:rPr>
-          <w:lang w:val="fr-BE"/>
-        </w:rPr>
-      </w:pPr>
-      <w:r>
-        <w:rPr>
-          <w:lang w:val="fr-BE"/>
-        </w:rPr>
-        <w:tab/>
-      </w:r>
-      <w:proofErr w:type="spellStart"/>
-      <w:proofErr w:type="gramStart"/>
-      <w:r>
-        <w:rPr>
-          <w:lang w:val="fr-BE"/>
-        </w:rPr>
-        <w:t>bcp</w:t>
-      </w:r>
-      <w:proofErr w:type="spellEnd"/>
-      <w:proofErr w:type="gramEnd"/>
-      <w:r>
-        <w:rPr>
-          <w:lang w:val="fr-BE"/>
-        </w:rPr>
-        <w:t xml:space="preserve"> de discussions entre les deux </w:t>
-      </w:r>
-      <w:proofErr w:type="spellStart"/>
-      <w:r>
-        <w:rPr>
-          <w:lang w:val="fr-BE"/>
-        </w:rPr>
-        <w:t>acteur.ice.s</w:t>
-      </w:r>
-      <w:proofErr w:type="spellEnd"/>
-      <w:r>
-        <w:rPr>
-          <w:lang w:val="fr-BE"/>
-        </w:rPr>
-        <w:t xml:space="preserve"> sur comment installer les choses, avec parfois un regard un peu vide vers le public</w:t>
-      </w:r>
     </w:p>
     <w:sectPr>
       <w:pgSz w:w="11906" w:h="16838"/>
